--- a/Coursework_2 - Word submission template.docx
+++ b/Coursework_2 - Word submission template.docx
@@ -100,7 +100,15 @@
         <w:t xml:space="preserve"> parts to the various sections below.</w:t>
       </w:r>
       <w:r>
-        <w:t xml:space="preserve"> Once complete, add this document to the .git repository and submit it together with your code</w:t>
+        <w:t xml:space="preserve"> Once complete, add this document to </w:t>
+      </w:r>
+      <w:proofErr w:type="gramStart"/>
+      <w:r>
+        <w:t>the .git</w:t>
+      </w:r>
+      <w:proofErr w:type="gramEnd"/>
+      <w:r>
+        <w:t xml:space="preserve"> repository and submit it together with your code</w:t>
       </w:r>
       <w:r>
         <w:t>, text files and</w:t>
@@ -147,7 +155,7 @@
           <w:noProof/>
         </w:rPr>
         <w:drawing>
-          <wp:inline distT="0" distB="0" distL="0" distR="0" wp14:anchorId="03F853CB" wp14:editId="4D33717F">
+          <wp:inline distT="0" distB="0" distL="0" distR="0" wp14:anchorId="03F853CB" wp14:editId="546C8E41">
             <wp:extent cx="6638925" cy="4981575"/>
             <wp:effectExtent l="0" t="0" r="9525" b="9525"/>
             <wp:docPr id="2043712996" name="Picture 1"/>
@@ -197,6 +205,11 @@
       </w:r>
     </w:p>
     <w:p>
+      <w:r>
+        <w:t>Testing git</w:t>
+      </w:r>
+    </w:p>
+    <w:p>
       <w:pPr>
         <w:pStyle w:val="ListParagraph"/>
         <w:numPr>
@@ -206,6 +219,7 @@
         <w:jc w:val="left"/>
       </w:pPr>
       <w:r>
+        <w:lastRenderedPageBreak/>
         <w:t>Include</w:t>
       </w:r>
       <w:r>

--- a/Coursework_2 - Word submission template.docx
+++ b/Coursework_2 - Word submission template.docx
@@ -100,15 +100,7 @@
         <w:t xml:space="preserve"> parts to the various sections below.</w:t>
       </w:r>
       <w:r>
-        <w:t xml:space="preserve"> Once complete, add this document to </w:t>
-      </w:r>
-      <w:proofErr w:type="gramStart"/>
-      <w:r>
-        <w:t>the .git</w:t>
-      </w:r>
-      <w:proofErr w:type="gramEnd"/>
-      <w:r>
-        <w:t xml:space="preserve"> repository and submit it together with your code</w:t>
+        <w:t xml:space="preserve"> Once complete, add this document to the .git repository and submit it together with your code</w:t>
       </w:r>
       <w:r>
         <w:t>, text files and</w:t>
@@ -155,7 +147,7 @@
           <w:noProof/>
         </w:rPr>
         <w:drawing>
-          <wp:inline distT="0" distB="0" distL="0" distR="0" wp14:anchorId="03F853CB" wp14:editId="546C8E41">
+          <wp:inline distT="0" distB="0" distL="0" distR="0" wp14:anchorId="03F853CB" wp14:editId="5C003D4E">
             <wp:extent cx="6638925" cy="4981575"/>
             <wp:effectExtent l="0" t="0" r="9525" b="9525"/>
             <wp:docPr id="2043712996" name="Picture 1"/>
@@ -205,11 +197,6 @@
       </w:r>
     </w:p>
     <w:p>
-      <w:r>
-        <w:t>Testing git</w:t>
-      </w:r>
-    </w:p>
-    <w:p>
       <w:pPr>
         <w:pStyle w:val="ListParagraph"/>
         <w:numPr>
@@ -219,7 +206,6 @@
         <w:jc w:val="left"/>
       </w:pPr>
       <w:r>
-        <w:lastRenderedPageBreak/>
         <w:t>Include</w:t>
       </w:r>
       <w:r>

--- a/Coursework_2 - Word submission template.docx
+++ b/Coursework_2 - Word submission template.docx
@@ -100,7 +100,15 @@
         <w:t xml:space="preserve"> parts to the various sections below.</w:t>
       </w:r>
       <w:r>
-        <w:t xml:space="preserve"> Once complete, add this document to the .git repository and submit it together with your code</w:t>
+        <w:t xml:space="preserve"> Once complete, add this document to </w:t>
+      </w:r>
+      <w:proofErr w:type="gramStart"/>
+      <w:r>
+        <w:t>the .git</w:t>
+      </w:r>
+      <w:proofErr w:type="gramEnd"/>
+      <w:r>
+        <w:t xml:space="preserve"> repository and submit it together with your code</w:t>
       </w:r>
       <w:r>
         <w:t>, text files and</w:t>
@@ -140,6 +148,14 @@
       <w:r>
         <w:t>here.</w:t>
       </w:r>
+      <w:r>
+        <w:rPr>
+          <w:noProof/>
+          <w:sz w:val="44"/>
+          <w:szCs w:val="44"/>
+        </w:rPr>
+        <w:t xml:space="preserve"> </w:t>
+      </w:r>
     </w:p>
     <w:p>
       <w:r>
@@ -147,7 +163,7 @@
           <w:noProof/>
         </w:rPr>
         <w:drawing>
-          <wp:inline distT="0" distB="0" distL="0" distR="0" wp14:anchorId="03F853CB" wp14:editId="5C003D4E">
+          <wp:inline distT="0" distB="0" distL="0" distR="0" wp14:anchorId="03F853CB" wp14:editId="63985C5F">
             <wp:extent cx="6638925" cy="4981575"/>
             <wp:effectExtent l="0" t="0" r="9525" b="9525"/>
             <wp:docPr id="2043712996" name="Picture 1"/>
@@ -226,6 +242,62 @@
         <w:pStyle w:val="ListParagraph"/>
         <w:ind w:left="426"/>
       </w:pPr>
+      <w:r>
+        <w:rPr>
+          <w:noProof/>
+          <w:sz w:val="44"/>
+          <w:szCs w:val="44"/>
+        </w:rPr>
+        <w:lastRenderedPageBreak/>
+        <w:drawing>
+          <wp:inline distT="0" distB="0" distL="0" distR="0" wp14:anchorId="41A0E899" wp14:editId="016C6E17">
+            <wp:extent cx="6638925" cy="4000500"/>
+            <wp:effectExtent l="0" t="0" r="9525" b="0"/>
+            <wp:docPr id="370701385" name="Picture 1" descr="The diagram shows a temperature (ￂﾰC) versus time (s) graph, with temperatures ranging from 22.3 to 22.9 and time intervals from 0 to 600 seconds.&#10;&#10;AI-generated content may be incorrect."/>
+            <wp:cNvGraphicFramePr>
+              <a:graphicFrameLocks xmlns:a="http://schemas.openxmlformats.org/drawingml/2006/main" noChangeAspect="1"/>
+            </wp:cNvGraphicFramePr>
+            <a:graphic xmlns:a="http://schemas.openxmlformats.org/drawingml/2006/main">
+              <a:graphicData uri="http://schemas.openxmlformats.org/drawingml/2006/picture">
+                <pic:pic xmlns:pic="http://schemas.openxmlformats.org/drawingml/2006/picture">
+                  <pic:nvPicPr>
+                    <pic:cNvPr id="370701385" name="Picture 1" descr="The diagram shows a temperature (ￂﾰC) versus time (s) graph, with temperatures ranging from 22.3 to 22.9 and time intervals from 0 to 600 seconds.&#10;&#10;AI-generated content may be incorrect."/>
+                    <pic:cNvPicPr>
+                      <a:picLocks noChangeAspect="1" noChangeArrowheads="1"/>
+                    </pic:cNvPicPr>
+                  </pic:nvPicPr>
+                  <pic:blipFill>
+                    <a:blip r:embed="rId9" cstate="print">
+                      <a:extLst>
+                        <a:ext uri="{28A0092B-C50C-407E-A947-70E740481C1C}">
+                          <a14:useLocalDpi xmlns:a14="http://schemas.microsoft.com/office/drawing/2010/main" val="0"/>
+                        </a:ext>
+                      </a:extLst>
+                    </a:blip>
+                    <a:srcRect/>
+                    <a:stretch>
+                      <a:fillRect/>
+                    </a:stretch>
+                  </pic:blipFill>
+                  <pic:spPr bwMode="auto">
+                    <a:xfrm>
+                      <a:off x="0" y="0"/>
+                      <a:ext cx="6638925" cy="4000500"/>
+                    </a:xfrm>
+                    <a:prstGeom prst="rect">
+                      <a:avLst/>
+                    </a:prstGeom>
+                    <a:noFill/>
+                    <a:ln>
+                      <a:noFill/>
+                    </a:ln>
+                  </pic:spPr>
+                </pic:pic>
+              </a:graphicData>
+            </a:graphic>
+          </wp:inline>
+        </w:drawing>
+      </w:r>
     </w:p>
     <w:p>
       <w:pPr>
@@ -373,6 +445,7 @@
         <w:pStyle w:val="Heading1"/>
       </w:pPr>
       <w:r>
+        <w:lastRenderedPageBreak/>
         <w:t xml:space="preserve">Task 4 </w:t>
       </w:r>
       <w:r>
@@ -407,8 +480,8 @@
       </w:pPr>
     </w:p>
     <w:sectPr>
-      <w:headerReference w:type="default" r:id="rId9"/>
-      <w:headerReference w:type="first" r:id="rId10"/>
+      <w:headerReference w:type="default" r:id="rId10"/>
+      <w:headerReference w:type="first" r:id="rId11"/>
       <w:pgSz w:w="11906" w:h="16838"/>
       <w:pgMar w:top="720" w:right="720" w:bottom="720" w:left="720" w:header="708" w:footer="708" w:gutter="0"/>
       <w:cols w:space="708"/>

--- a/Coursework_2 - Word submission template.docx
+++ b/Coursework_2 - Word submission template.docx
@@ -163,7 +163,7 @@
           <w:noProof/>
         </w:rPr>
         <w:drawing>
-          <wp:inline distT="0" distB="0" distL="0" distR="0" wp14:anchorId="03F853CB" wp14:editId="63985C5F">
+          <wp:inline distT="0" distB="0" distL="0" distR="0" wp14:anchorId="03F853CB" wp14:editId="439A40FD">
             <wp:extent cx="6638925" cy="4981575"/>
             <wp:effectExtent l="0" t="0" r="9525" b="9525"/>
             <wp:docPr id="2043712996" name="Picture 1"/>
@@ -331,7 +331,64 @@
         <w:t>Include a photograph of the implementation here.</w:t>
       </w:r>
     </w:p>
-    <w:p/>
+    <w:p>
+      <w:r>
+        <w:rPr>
+          <w:noProof/>
+          <w:sz w:val="44"/>
+          <w:szCs w:val="44"/>
+        </w:rPr>
+        <w:lastRenderedPageBreak/>
+        <w:drawing>
+          <wp:inline distT="0" distB="0" distL="0" distR="0" wp14:anchorId="4A6617B1" wp14:editId="43E8588F">
+            <wp:extent cx="6638925" cy="4981575"/>
+            <wp:effectExtent l="0" t="0" r="9525" b="9525"/>
+            <wp:docPr id="2130394092" name="Picture 1" descr="The image shows a breadboard setup with an Arduino, featuring various components like LEDs, resistors, and a microcontroller, connected with wires and a power supply.&#10;&#10;AI-generated content may be incorrect."/>
+            <wp:cNvGraphicFramePr>
+              <a:graphicFrameLocks xmlns:a="http://schemas.openxmlformats.org/drawingml/2006/main" noChangeAspect="1"/>
+            </wp:cNvGraphicFramePr>
+            <a:graphic xmlns:a="http://schemas.openxmlformats.org/drawingml/2006/main">
+              <a:graphicData uri="http://schemas.openxmlformats.org/drawingml/2006/picture">
+                <pic:pic xmlns:pic="http://schemas.openxmlformats.org/drawingml/2006/picture">
+                  <pic:nvPicPr>
+                    <pic:cNvPr id="2130394092" name="Picture 1" descr="The image shows a breadboard setup with an Arduino, featuring various components like LEDs, resistors, and a microcontroller, connected with wires and a power supply.&#10;&#10;AI-generated content may be incorrect."/>
+                    <pic:cNvPicPr>
+                      <a:picLocks noChangeAspect="1" noChangeArrowheads="1"/>
+                    </pic:cNvPicPr>
+                  </pic:nvPicPr>
+                  <pic:blipFill>
+                    <a:blip r:embed="rId10" cstate="print">
+                      <a:extLst>
+                        <a:ext uri="{28A0092B-C50C-407E-A947-70E740481C1C}">
+                          <a14:useLocalDpi xmlns:a14="http://schemas.microsoft.com/office/drawing/2010/main" val="0"/>
+                        </a:ext>
+                      </a:extLst>
+                    </a:blip>
+                    <a:srcRect/>
+                    <a:stretch>
+                      <a:fillRect/>
+                    </a:stretch>
+                  </pic:blipFill>
+                  <pic:spPr bwMode="auto">
+                    <a:xfrm>
+                      <a:off x="0" y="0"/>
+                      <a:ext cx="6638925" cy="4981575"/>
+                    </a:xfrm>
+                    <a:prstGeom prst="rect">
+                      <a:avLst/>
+                    </a:prstGeom>
+                    <a:noFill/>
+                    <a:ln>
+                      <a:noFill/>
+                    </a:ln>
+                  </pic:spPr>
+                </pic:pic>
+              </a:graphicData>
+            </a:graphic>
+          </wp:inline>
+        </w:drawing>
+      </w:r>
+    </w:p>
     <w:p>
       <w:pPr>
         <w:pStyle w:val="ListParagraph"/>
@@ -445,7 +502,6 @@
         <w:pStyle w:val="Heading1"/>
       </w:pPr>
       <w:r>
-        <w:lastRenderedPageBreak/>
         <w:t xml:space="preserve">Task 4 </w:t>
       </w:r>
       <w:r>
@@ -469,6 +525,7 @@
         <w:jc w:val="left"/>
       </w:pPr>
       <w:r>
+        <w:lastRenderedPageBreak/>
         <w:t>Add your reflective statement here.</w:t>
       </w:r>
     </w:p>
@@ -480,8 +537,8 @@
       </w:pPr>
     </w:p>
     <w:sectPr>
-      <w:headerReference w:type="default" r:id="rId10"/>
-      <w:headerReference w:type="first" r:id="rId11"/>
+      <w:headerReference w:type="default" r:id="rId11"/>
+      <w:headerReference w:type="first" r:id="rId12"/>
       <w:pgSz w:w="11906" w:h="16838"/>
       <w:pgMar w:top="720" w:right="720" w:bottom="720" w:left="720" w:header="708" w:footer="708" w:gutter="0"/>
       <w:cols w:space="708"/>

--- a/Coursework_2 - Word submission template.docx
+++ b/Coursework_2 - Word submission template.docx
@@ -100,15 +100,7 @@
         <w:t xml:space="preserve"> parts to the various sections below.</w:t>
       </w:r>
       <w:r>
-        <w:t xml:space="preserve"> Once complete, add this document to </w:t>
-      </w:r>
-      <w:proofErr w:type="gramStart"/>
-      <w:r>
-        <w:t>the .git</w:t>
-      </w:r>
-      <w:proofErr w:type="gramEnd"/>
-      <w:r>
-        <w:t xml:space="preserve"> repository and submit it together with your code</w:t>
+        <w:t xml:space="preserve"> Once complete, add this document to the .git repository and submit it together with your code</w:t>
       </w:r>
       <w:r>
         <w:t>, text files and</w:t>
@@ -163,7 +155,7 @@
           <w:noProof/>
         </w:rPr>
         <w:drawing>
-          <wp:inline distT="0" distB="0" distL="0" distR="0" wp14:anchorId="03F853CB" wp14:editId="439A40FD">
+          <wp:inline distT="0" distB="0" distL="0" distR="0" wp14:anchorId="03F853CB" wp14:editId="6BA97CAE">
             <wp:extent cx="6638925" cy="4981575"/>
             <wp:effectExtent l="0" t="0" r="9525" b="9525"/>
             <wp:docPr id="2043712996" name="Picture 1"/>
@@ -340,7 +332,7 @@
         </w:rPr>
         <w:lastRenderedPageBreak/>
         <w:drawing>
-          <wp:inline distT="0" distB="0" distL="0" distR="0" wp14:anchorId="4A6617B1" wp14:editId="43E8588F">
+          <wp:inline distT="0" distB="0" distL="0" distR="0" wp14:anchorId="4A6617B1" wp14:editId="5288F846">
             <wp:extent cx="6638925" cy="4981575"/>
             <wp:effectExtent l="0" t="0" r="9525" b="9525"/>
             <wp:docPr id="2130394092" name="Picture 1" descr="The image shows a breadboard setup with an Arduino, featuring various components like LEDs, resistors, and a microcontroller, connected with wires and a power supply.&#10;&#10;AI-generated content may be incorrect."/>
@@ -412,6 +404,60 @@
       <w:pPr>
         <w:jc w:val="left"/>
       </w:pPr>
+      <w:r>
+        <w:rPr>
+          <w:noProof/>
+        </w:rPr>
+        <w:lastRenderedPageBreak/>
+        <w:drawing>
+          <wp:inline distT="0" distB="0" distL="0" distR="0" wp14:anchorId="152A222E" wp14:editId="408CA2F3">
+            <wp:extent cx="6647815" cy="4959350"/>
+            <wp:effectExtent l="0" t="0" r="635" b="0"/>
+            <wp:docPr id="732231215" name="Picture 2"/>
+            <wp:cNvGraphicFramePr>
+              <a:graphicFrameLocks xmlns:a="http://schemas.openxmlformats.org/drawingml/2006/main" noChangeAspect="1"/>
+            </wp:cNvGraphicFramePr>
+            <a:graphic xmlns:a="http://schemas.openxmlformats.org/drawingml/2006/main">
+              <a:graphicData uri="http://schemas.openxmlformats.org/drawingml/2006/picture">
+                <pic:pic xmlns:pic="http://schemas.openxmlformats.org/drawingml/2006/picture">
+                  <pic:nvPicPr>
+                    <pic:cNvPr id="0" name="Picture 2"/>
+                    <pic:cNvPicPr>
+                      <a:picLocks noChangeAspect="1" noChangeArrowheads="1"/>
+                    </pic:cNvPicPr>
+                  </pic:nvPicPr>
+                  <pic:blipFill>
+                    <a:blip r:embed="rId11">
+                      <a:extLst>
+                        <a:ext uri="{28A0092B-C50C-407E-A947-70E740481C1C}">
+                          <a14:useLocalDpi xmlns:a14="http://schemas.microsoft.com/office/drawing/2010/main" val="0"/>
+                        </a:ext>
+                      </a:extLst>
+                    </a:blip>
+                    <a:srcRect/>
+                    <a:stretch>
+                      <a:fillRect/>
+                    </a:stretch>
+                  </pic:blipFill>
+                  <pic:spPr bwMode="auto">
+                    <a:xfrm>
+                      <a:off x="0" y="0"/>
+                      <a:ext cx="6647815" cy="4959350"/>
+                    </a:xfrm>
+                    <a:prstGeom prst="rect">
+                      <a:avLst/>
+                    </a:prstGeom>
+                    <a:noFill/>
+                    <a:ln>
+                      <a:noFill/>
+                    </a:ln>
+                  </pic:spPr>
+                </pic:pic>
+              </a:graphicData>
+            </a:graphic>
+          </wp:inline>
+        </w:drawing>
+      </w:r>
     </w:p>
     <w:p>
       <w:pPr>
@@ -525,7 +571,6 @@
         <w:jc w:val="left"/>
       </w:pPr>
       <w:r>
-        <w:lastRenderedPageBreak/>
         <w:t>Add your reflective statement here.</w:t>
       </w:r>
     </w:p>
@@ -537,8 +582,8 @@
       </w:pPr>
     </w:p>
     <w:sectPr>
-      <w:headerReference w:type="default" r:id="rId11"/>
-      <w:headerReference w:type="first" r:id="rId12"/>
+      <w:headerReference w:type="default" r:id="rId12"/>
+      <w:headerReference w:type="first" r:id="rId13"/>
       <w:pgSz w:w="11906" w:h="16838"/>
       <w:pgMar w:top="720" w:right="720" w:bottom="720" w:left="720" w:header="708" w:footer="708" w:gutter="0"/>
       <w:cols w:space="708"/>

--- a/Coursework_2 - Word submission template.docx
+++ b/Coursework_2 - Word submission template.docx
@@ -100,7 +100,15 @@
         <w:t xml:space="preserve"> parts to the various sections below.</w:t>
       </w:r>
       <w:r>
-        <w:t xml:space="preserve"> Once complete, add this document to the .git repository and submit it together with your code</w:t>
+        <w:t xml:space="preserve"> Once complete, add this document to </w:t>
+      </w:r>
+      <w:proofErr w:type="gramStart"/>
+      <w:r>
+        <w:t>the .git</w:t>
+      </w:r>
+      <w:proofErr w:type="gramEnd"/>
+      <w:r>
+        <w:t xml:space="preserve"> repository and submit it together with your code</w:t>
       </w:r>
       <w:r>
         <w:t>, text files and</w:t>
@@ -155,7 +163,7 @@
           <w:noProof/>
         </w:rPr>
         <w:drawing>
-          <wp:inline distT="0" distB="0" distL="0" distR="0" wp14:anchorId="03F853CB" wp14:editId="6BA97CAE">
+          <wp:inline distT="0" distB="0" distL="0" distR="0" wp14:anchorId="03F853CB" wp14:editId="2275E3CF">
             <wp:extent cx="6638925" cy="4981575"/>
             <wp:effectExtent l="0" t="0" r="9525" b="9525"/>
             <wp:docPr id="2043712996" name="Picture 1"/>
@@ -332,7 +340,7 @@
         </w:rPr>
         <w:lastRenderedPageBreak/>
         <w:drawing>
-          <wp:inline distT="0" distB="0" distL="0" distR="0" wp14:anchorId="4A6617B1" wp14:editId="5288F846">
+          <wp:inline distT="0" distB="0" distL="0" distR="0" wp14:anchorId="4A6617B1" wp14:editId="652A4A6B">
             <wp:extent cx="6638925" cy="4981575"/>
             <wp:effectExtent l="0" t="0" r="9525" b="9525"/>
             <wp:docPr id="2130394092" name="Picture 1" descr="The image shows a breadboard setup with an Arduino, featuring various components like LEDs, resistors, and a microcontroller, connected with wires and a power supply.&#10;&#10;AI-generated content may be incorrect."/>
@@ -482,6 +490,44 @@
       <w:pPr>
         <w:jc w:val="left"/>
       </w:pPr>
+      <w:r>
+        <w:lastRenderedPageBreak/>
+        <w:drawing>
+          <wp:inline distT="0" distB="0" distL="0" distR="0" wp14:anchorId="1340360C" wp14:editId="4049AACD">
+            <wp:extent cx="6645910" cy="4365625"/>
+            <wp:effectExtent l="0" t="0" r="2540" b="0"/>
+            <wp:docPr id="7072616" name="Picture 1" descr="The image displays a line graph showing a temperature fluctuation over time, with values ranging from 17ￂﾰC to 100ￂﾰC.&#10;&#10;AI-generated content may be incorrect."/>
+            <wp:cNvGraphicFramePr>
+              <a:graphicFrameLocks xmlns:a="http://schemas.openxmlformats.org/drawingml/2006/main" noChangeAspect="1"/>
+            </wp:cNvGraphicFramePr>
+            <a:graphic xmlns:a="http://schemas.openxmlformats.org/drawingml/2006/main">
+              <a:graphicData uri="http://schemas.openxmlformats.org/drawingml/2006/picture">
+                <pic:pic xmlns:pic="http://schemas.openxmlformats.org/drawingml/2006/picture">
+                  <pic:nvPicPr>
+                    <pic:cNvPr id="7072616" name="Picture 1" descr="The image displays a line graph showing a temperature fluctuation over time, with values ranging from 17ￂﾰC to 100ￂﾰC.&#10;&#10;AI-generated content may be incorrect."/>
+                    <pic:cNvPicPr/>
+                  </pic:nvPicPr>
+                  <pic:blipFill>
+                    <a:blip r:embed="rId12"/>
+                    <a:stretch>
+                      <a:fillRect/>
+                    </a:stretch>
+                  </pic:blipFill>
+                  <pic:spPr>
+                    <a:xfrm>
+                      <a:off x="0" y="0"/>
+                      <a:ext cx="6645910" cy="4365625"/>
+                    </a:xfrm>
+                    <a:prstGeom prst="rect">
+                      <a:avLst/>
+                    </a:prstGeom>
+                  </pic:spPr>
+                </pic:pic>
+              </a:graphicData>
+            </a:graphic>
+          </wp:inline>
+        </w:drawing>
+      </w:r>
     </w:p>
     <w:p>
       <w:pPr>
@@ -501,12 +547,67 @@
         <w:pStyle w:val="ListParagraph"/>
         <w:jc w:val="left"/>
       </w:pPr>
+      <w:r>
+        <w:rPr>
+          <w:noProof/>
+        </w:rPr>
+        <w:lastRenderedPageBreak/>
+        <w:drawing>
+          <wp:inline distT="0" distB="0" distL="0" distR="0" wp14:anchorId="55D8C3C3" wp14:editId="044F961E">
+            <wp:extent cx="6642100" cy="8427720"/>
+            <wp:effectExtent l="0" t="0" r="6350" b="0"/>
+            <wp:docPr id="43376790" name="Picture 1"/>
+            <wp:cNvGraphicFramePr>
+              <a:graphicFrameLocks xmlns:a="http://schemas.openxmlformats.org/drawingml/2006/main" noChangeAspect="1"/>
+            </wp:cNvGraphicFramePr>
+            <a:graphic xmlns:a="http://schemas.openxmlformats.org/drawingml/2006/main">
+              <a:graphicData uri="http://schemas.openxmlformats.org/drawingml/2006/picture">
+                <pic:pic xmlns:pic="http://schemas.openxmlformats.org/drawingml/2006/picture">
+                  <pic:nvPicPr>
+                    <pic:cNvPr id="0" name="Picture 1"/>
+                    <pic:cNvPicPr>
+                      <a:picLocks noChangeAspect="1" noChangeArrowheads="1"/>
+                    </pic:cNvPicPr>
+                  </pic:nvPicPr>
+                  <pic:blipFill>
+                    <a:blip r:embed="rId13">
+                      <a:extLst>
+                        <a:ext uri="{28A0092B-C50C-407E-A947-70E740481C1C}">
+                          <a14:useLocalDpi xmlns:a14="http://schemas.microsoft.com/office/drawing/2010/main" val="0"/>
+                        </a:ext>
+                      </a:extLst>
+                    </a:blip>
+                    <a:srcRect/>
+                    <a:stretch>
+                      <a:fillRect/>
+                    </a:stretch>
+                  </pic:blipFill>
+                  <pic:spPr bwMode="auto">
+                    <a:xfrm>
+                      <a:off x="0" y="0"/>
+                      <a:ext cx="6642100" cy="8427720"/>
+                    </a:xfrm>
+                    <a:prstGeom prst="rect">
+                      <a:avLst/>
+                    </a:prstGeom>
+                    <a:noFill/>
+                    <a:ln>
+                      <a:noFill/>
+                    </a:ln>
+                  </pic:spPr>
+                </pic:pic>
+              </a:graphicData>
+            </a:graphic>
+          </wp:inline>
+        </w:drawing>
+      </w:r>
     </w:p>
     <w:p>
       <w:pPr>
         <w:pStyle w:val="Heading1"/>
       </w:pPr>
       <w:r>
+        <w:lastRenderedPageBreak/>
         <w:t>TASK 3</w:t>
       </w:r>
       <w:r>
@@ -582,8 +683,8 @@
       </w:pPr>
     </w:p>
     <w:sectPr>
-      <w:headerReference w:type="default" r:id="rId12"/>
-      <w:headerReference w:type="first" r:id="rId13"/>
+      <w:headerReference w:type="default" r:id="rId14"/>
+      <w:headerReference w:type="first" r:id="rId15"/>
       <w:pgSz w:w="11906" w:h="16838"/>
       <w:pgMar w:top="720" w:right="720" w:bottom="720" w:left="720" w:header="708" w:footer="708" w:gutter="0"/>
       <w:cols w:space="708"/>

--- a/Coursework_2 - Word submission template.docx
+++ b/Coursework_2 - Word submission template.docx
@@ -100,15 +100,7 @@
         <w:t xml:space="preserve"> parts to the various sections below.</w:t>
       </w:r>
       <w:r>
-        <w:t xml:space="preserve"> Once complete, add this document to </w:t>
-      </w:r>
-      <w:proofErr w:type="gramStart"/>
-      <w:r>
-        <w:t>the .git</w:t>
-      </w:r>
-      <w:proofErr w:type="gramEnd"/>
-      <w:r>
-        <w:t xml:space="preserve"> repository and submit it together with your code</w:t>
+        <w:t xml:space="preserve"> Once complete, add this document to the .git repository and submit it together with your code</w:t>
       </w:r>
       <w:r>
         <w:t>, text files and</w:t>
@@ -163,7 +155,7 @@
           <w:noProof/>
         </w:rPr>
         <w:drawing>
-          <wp:inline distT="0" distB="0" distL="0" distR="0" wp14:anchorId="03F853CB" wp14:editId="2275E3CF">
+          <wp:inline distT="0" distB="0" distL="0" distR="0" wp14:anchorId="03F853CB" wp14:editId="544F2CF1">
             <wp:extent cx="6638925" cy="4981575"/>
             <wp:effectExtent l="0" t="0" r="9525" b="9525"/>
             <wp:docPr id="2043712996" name="Picture 1"/>
@@ -340,7 +332,7 @@
         </w:rPr>
         <w:lastRenderedPageBreak/>
         <w:drawing>
-          <wp:inline distT="0" distB="0" distL="0" distR="0" wp14:anchorId="4A6617B1" wp14:editId="652A4A6B">
+          <wp:inline distT="0" distB="0" distL="0" distR="0" wp14:anchorId="4A6617B1" wp14:editId="5BC29EB3">
             <wp:extent cx="6638925" cy="4981575"/>
             <wp:effectExtent l="0" t="0" r="9525" b="9525"/>
             <wp:docPr id="2130394092" name="Picture 1" descr="The image shows a breadboard setup with an Arduino, featuring various components like LEDs, resistors, and a microcontroller, connected with wires and a power supply.&#10;&#10;AI-generated content may be incorrect."/>
@@ -491,6 +483,9 @@
         <w:jc w:val="left"/>
       </w:pPr>
       <w:r>
+        <w:rPr>
+          <w:noProof/>
+        </w:rPr>
         <w:lastRenderedPageBreak/>
         <w:drawing>
           <wp:inline distT="0" distB="0" distL="0" distR="0" wp14:anchorId="1340360C" wp14:editId="4049AACD">
@@ -643,12 +638,66 @@
         <w:ind w:left="709"/>
         <w:jc w:val="left"/>
       </w:pPr>
+      <w:r>
+        <w:rPr>
+          <w:noProof/>
+        </w:rPr>
+        <w:drawing>
+          <wp:inline distT="0" distB="0" distL="0" distR="0" wp14:anchorId="730AB6A3" wp14:editId="78226D28">
+            <wp:extent cx="1781172" cy="7976667"/>
+            <wp:effectExtent l="0" t="0" r="0" b="5715"/>
+            <wp:docPr id="1865055624" name="Picture 1"/>
+            <wp:cNvGraphicFramePr>
+              <a:graphicFrameLocks xmlns:a="http://schemas.openxmlformats.org/drawingml/2006/main" noChangeAspect="1"/>
+            </wp:cNvGraphicFramePr>
+            <a:graphic xmlns:a="http://schemas.openxmlformats.org/drawingml/2006/main">
+              <a:graphicData uri="http://schemas.openxmlformats.org/drawingml/2006/picture">
+                <pic:pic xmlns:pic="http://schemas.openxmlformats.org/drawingml/2006/picture">
+                  <pic:nvPicPr>
+                    <pic:cNvPr id="0" name="Picture 1"/>
+                    <pic:cNvPicPr>
+                      <a:picLocks noChangeAspect="1" noChangeArrowheads="1"/>
+                    </pic:cNvPicPr>
+                  </pic:nvPicPr>
+                  <pic:blipFill>
+                    <a:blip r:embed="rId14">
+                      <a:extLst>
+                        <a:ext uri="{28A0092B-C50C-407E-A947-70E740481C1C}">
+                          <a14:useLocalDpi xmlns:a14="http://schemas.microsoft.com/office/drawing/2010/main" val="0"/>
+                        </a:ext>
+                      </a:extLst>
+                    </a:blip>
+                    <a:srcRect/>
+                    <a:stretch>
+                      <a:fillRect/>
+                    </a:stretch>
+                  </pic:blipFill>
+                  <pic:spPr bwMode="auto">
+                    <a:xfrm>
+                      <a:off x="0" y="0"/>
+                      <a:ext cx="1787803" cy="8006364"/>
+                    </a:xfrm>
+                    <a:prstGeom prst="rect">
+                      <a:avLst/>
+                    </a:prstGeom>
+                    <a:noFill/>
+                    <a:ln>
+                      <a:noFill/>
+                    </a:ln>
+                  </pic:spPr>
+                </pic:pic>
+              </a:graphicData>
+            </a:graphic>
+          </wp:inline>
+        </w:drawing>
+      </w:r>
     </w:p>
     <w:p>
       <w:pPr>
         <w:pStyle w:val="Heading1"/>
       </w:pPr>
       <w:r>
+        <w:lastRenderedPageBreak/>
         <w:t xml:space="preserve">Task 4 </w:t>
       </w:r>
       <w:r>
@@ -683,8 +732,8 @@
       </w:pPr>
     </w:p>
     <w:sectPr>
-      <w:headerReference w:type="default" r:id="rId14"/>
-      <w:headerReference w:type="first" r:id="rId15"/>
+      <w:headerReference w:type="default" r:id="rId15"/>
+      <w:headerReference w:type="first" r:id="rId16"/>
       <w:pgSz w:w="11906" w:h="16838"/>
       <w:pgMar w:top="720" w:right="720" w:bottom="720" w:left="720" w:header="708" w:footer="708" w:gutter="0"/>
       <w:cols w:space="708"/>

--- a/Coursework_2 - Word submission template.docx
+++ b/Coursework_2 - Word submission template.docx
@@ -100,7 +100,15 @@
         <w:t xml:space="preserve"> parts to the various sections below.</w:t>
       </w:r>
       <w:r>
-        <w:t xml:space="preserve"> Once complete, add this document to the .git repository and submit it together with your code</w:t>
+        <w:t xml:space="preserve"> Once complete, add this document to </w:t>
+      </w:r>
+      <w:proofErr w:type="gramStart"/>
+      <w:r>
+        <w:t>the .git</w:t>
+      </w:r>
+      <w:proofErr w:type="gramEnd"/>
+      <w:r>
+        <w:t xml:space="preserve"> repository and submit it together with your code</w:t>
       </w:r>
       <w:r>
         <w:t>, text files and</w:t>
@@ -155,7 +163,7 @@
           <w:noProof/>
         </w:rPr>
         <w:drawing>
-          <wp:inline distT="0" distB="0" distL="0" distR="0" wp14:anchorId="03F853CB" wp14:editId="544F2CF1">
+          <wp:inline distT="0" distB="0" distL="0" distR="0" wp14:anchorId="03F853CB" wp14:editId="19881EFF">
             <wp:extent cx="6638925" cy="4981575"/>
             <wp:effectExtent l="0" t="0" r="9525" b="9525"/>
             <wp:docPr id="2043712996" name="Picture 1"/>
@@ -332,7 +340,7 @@
         </w:rPr>
         <w:lastRenderedPageBreak/>
         <w:drawing>
-          <wp:inline distT="0" distB="0" distL="0" distR="0" wp14:anchorId="4A6617B1" wp14:editId="5BC29EB3">
+          <wp:inline distT="0" distB="0" distL="0" distR="0" wp14:anchorId="4A6617B1" wp14:editId="720A8B1F">
             <wp:extent cx="6638925" cy="4981575"/>
             <wp:effectExtent l="0" t="0" r="9525" b="9525"/>
             <wp:docPr id="2130394092" name="Picture 1" descr="The image shows a breadboard setup with an Arduino, featuring various components like LEDs, resistors, and a microcontroller, connected with wires and a power supply.&#10;&#10;AI-generated content may be incorrect."/>
@@ -730,6 +738,97 @@
         <w:ind w:left="709"/>
         <w:jc w:val="left"/>
       </w:pPr>
+    </w:p>
+    <w:p>
+      <w:pPr>
+        <w:pStyle w:val="ListParagraph"/>
+        <w:ind w:left="709"/>
+        <w:jc w:val="left"/>
+      </w:pPr>
+      <w:r>
+        <w:t>Overall,</w:t>
+      </w:r>
+      <w:r>
+        <w:t xml:space="preserve"> </w:t>
+      </w:r>
+      <w:r>
+        <w:t>the project was successful as it met many of the requirements, successfully monitoring the temperature and displaying it through text, a graph, and through LEDs.</w:t>
+      </w:r>
+      <w:r>
+        <w:t xml:space="preserve"> One strength of the project is </w:t>
+      </w:r>
+      <w:r>
+        <w:t>that it managed to monitor the temperature</w:t>
+      </w:r>
+      <w:r>
+        <w:t xml:space="preserve"> accurately and display it in real time, as</w:t>
+      </w:r>
+      <w:r>
+        <w:t xml:space="preserve"> the temperature recorded increased as the temperature of its surroundings changed, </w:t>
+      </w:r>
+      <w:r>
+        <w:t xml:space="preserve">and the graph produced in task 2 displayed how the temperature had changed over time in a way that was easy to read, as well as this the LEDs lit up </w:t>
+      </w:r>
+      <w:r>
+        <w:t xml:space="preserve">correctly according to the temperature, properly displaying whether it was within the range of acceptable values. </w:t>
+      </w:r>
+      <w:r>
+        <w:t xml:space="preserve">Another strength of the project was the use of version control through </w:t>
+      </w:r>
+      <w:r>
+        <w:t>GitHub</w:t>
+      </w:r>
+      <w:r>
+        <w:t>.</w:t>
+      </w:r>
+      <w:r>
+        <w:t xml:space="preserve"> Git was used properly to commit changes as they were </w:t>
+      </w:r>
+      <w:r>
+        <w:t>made and</w:t>
+      </w:r>
+      <w:r>
+        <w:t xml:space="preserve"> ensured that a version history was available. </w:t>
+      </w:r>
+      <w:r>
+        <w:t xml:space="preserve">This allowed for any version conflicts caused by working on different devices to be </w:t>
+      </w:r>
+      <w:r>
+        <w:t xml:space="preserve">resolved </w:t>
+      </w:r>
+      <w:proofErr w:type="gramStart"/>
+      <w:r>
+        <w:t>and</w:t>
+      </w:r>
+      <w:r>
+        <w:t xml:space="preserve"> also</w:t>
+      </w:r>
+      <w:proofErr w:type="gramEnd"/>
+      <w:r>
+        <w:t xml:space="preserve"> helped with the organisation of the files produced for this project.</w:t>
+      </w:r>
+    </w:p>
+    <w:p>
+      <w:pPr>
+        <w:pStyle w:val="ListParagraph"/>
+        <w:ind w:left="709"/>
+        <w:jc w:val="left"/>
+      </w:pPr>
+      <w:r>
+        <w:t>Despite this there were some significant limitations to the project, such as how there was some significant noise in the readings from the thermistor, especially in task 1, which made the graph for task 1 somewhat hard to read.</w:t>
+      </w:r>
+      <w:r>
+        <w:t xml:space="preserve"> As well as this, the limited resolution of the thermistor made the changes in temperature seem less gradual than they really were</w:t>
+      </w:r>
+      <w:r>
+        <w:t>. The most significant limitation was in the method used to predict the temperature, as the method of simply extrapolating from recently measured changes in temperature, assuming that the rate of change would remain constant for 5 minutes was wholly unrealistic and lead to the predictions quickly reaching values that were not reasonable, predicting temperatures to become extremely hot when there was even a small increase in temperature, and extremely cold when there was even a small decrease in temperature. This could be improved by using a more sophisticated calculation to predict the temperature, or by increasing the sample size for the changes in temperature.</w:t>
+      </w:r>
+      <w:r>
+        <w:t xml:space="preserve"> </w:t>
+      </w:r>
+      <w:r>
+        <w:t>The issues with resolution and noise could be solved by using different hardware, as the Arduino and thermistor provided could be replaced with a more precise temperature measurement setup.</w:t>
+      </w:r>
     </w:p>
     <w:sectPr>
       <w:headerReference w:type="default" r:id="rId15"/>
